--- a/Aegis安卓应用转换前后UI对比.docx
+++ b/Aegis安卓应用转换前后UI对比.docx
@@ -3,7 +3,15 @@
 <w:document xmlns:wpc="http://schemas.microsoft.com/office/word/2010/wordprocessingCanvas" xmlns:cx="http://schemas.microsoft.com/office/drawing/2014/chartex" xmlns:cx1="http://schemas.microsoft.com/office/drawing/2015/9/8/chartex" xmlns:cx2="http://schemas.microsoft.com/office/drawing/2015/10/21/chartex" xmlns:cx3="http://schemas.microsoft.com/office/drawing/2016/5/9/chartex" xmlns:cx4="http://schemas.microsoft.com/office/drawing/2016/5/10/chartex" xmlns:cx5="http://schemas.microsoft.com/office/drawing/2016/5/11/chartex" xmlns:cx6="http://schemas.microsoft.com/office/drawing/2016/5/12/chartex" xmlns:cx7="http://schemas.microsoft.com/office/drawing/2016/5/13/chartex" xmlns:cx8="http://schemas.microsoft.com/office/drawing/2016/5/14/chartex" xmlns:mc="http://schemas.openxmlformats.org/markup-compatibility/2006" xmlns:aink="http://schemas.microsoft.com/office/drawing/2016/ink" xmlns:am3d="http://schemas.microsoft.com/office/drawing/2017/model3d" xmlns:o="urn:schemas-microsoft-com:office:office" xmlns:oel="http://schemas.microsoft.com/office/2019/extlst" xmlns:r="http://schemas.openxmlformats.org/officeDocument/2006/relationships" xmlns:m="http://schemas.openxmlformats.org/officeDocument/2006/math" xmlns:v="urn:schemas-microsoft-com:vml" xmlns:wp14="http://schemas.microsoft.com/office/word/2010/wordprocessingDrawing" xmlns:wp="http://schemas.openxmlformats.org/drawingml/2006/wordprocessingDrawing" xmlns:w10="urn:schemas-microsoft-com:office:word" xmlns:w="http://schemas.openxmlformats.org/wordprocessingml/2006/main" xmlns:w14="http://schemas.microsoft.com/office/word/2010/wordml" xmlns:w15="http://schemas.microsoft.com/office/word/2012/wordml" xmlns:w16cex="http://schemas.microsoft.com/office/word/2018/wordml/cex" xmlns:w16cid="http://schemas.microsoft.com/office/word/2016/wordml/cid" xmlns:w16="http://schemas.microsoft.com/office/word/2018/wordml" xmlns:w16du="http://schemas.microsoft.com/office/word/2023/wordml/word16du" xmlns:w16sdtdh="http://schemas.microsoft.com/office/word/2020/wordml/sdtdatahash" xmlns:w16sdtfl="http://schemas.microsoft.com/office/word/2024/wordml/sdtformatlock" xmlns:w16se="http://schemas.microsoft.com/office/word/2015/wordml/symex" xmlns:wpg="http://schemas.microsoft.com/office/word/2010/wordprocessingGroup" xmlns:wpi="http://schemas.microsoft.com/office/word/2010/wordprocessingInk" xmlns:wne="http://schemas.microsoft.com/office/word/2006/wordml" xmlns:wps="http://schemas.microsoft.com/office/word/2010/wordprocessingShape" mc:Ignorable="w14 w15 w16se w16cid w16 w16cex w16sdtdh w16sdtfl w16du wp14">
   <w:body>
     <w:p>
+      <w:pPr>
+        <w:rPr>
+          <w:rFonts w:hint="eastAsia"/>
+        </w:rPr>
+      </w:pPr>
       <w:r>
+        <w:rPr>
+          <w:noProof/>
+        </w:rPr>
         <w:drawing>
           <wp:inline distT="0" distB="0" distL="0" distR="0" wp14:anchorId="4D9A2E26" wp14:editId="2EE946AA">
             <wp:extent cx="2505425" cy="4934639"/>
@@ -41,6 +49,9 @@
         </w:drawing>
       </w:r>
       <w:r>
+        <w:rPr>
+          <w:noProof/>
+        </w:rPr>
         <w:drawing>
           <wp:inline distT="0" distB="0" distL="0" distR="0" wp14:anchorId="5632EAFC" wp14:editId="7A6DB809">
             <wp:extent cx="2610214" cy="4887007"/>
@@ -79,7 +90,15 @@
       </w:r>
     </w:p>
     <w:p>
+      <w:pPr>
+        <w:rPr>
+          <w:rFonts w:hint="eastAsia"/>
+        </w:rPr>
+      </w:pPr>
       <w:r>
+        <w:rPr>
+          <w:noProof/>
+        </w:rPr>
         <w:lastRenderedPageBreak/>
         <w:drawing>
           <wp:inline distT="0" distB="0" distL="0" distR="0" wp14:anchorId="32C0D07C" wp14:editId="2A0AEEAA">
@@ -118,6 +137,9 @@
         </w:drawing>
       </w:r>
       <w:r>
+        <w:rPr>
+          <w:noProof/>
+        </w:rPr>
         <w:drawing>
           <wp:inline distT="0" distB="0" distL="0" distR="0" wp14:anchorId="46C64B01" wp14:editId="403835FD">
             <wp:extent cx="2724530" cy="5391902"/>
@@ -155,6 +177,9 @@
         </w:drawing>
       </w:r>
       <w:r>
+        <w:rPr>
+          <w:noProof/>
+        </w:rPr>
         <w:lastRenderedPageBreak/>
         <w:drawing>
           <wp:inline distT="0" distB="0" distL="0" distR="0" wp14:anchorId="5DB1A449" wp14:editId="02F860C3">
@@ -193,6 +218,9 @@
         </w:drawing>
       </w:r>
       <w:r>
+        <w:rPr>
+          <w:noProof/>
+        </w:rPr>
         <w:lastRenderedPageBreak/>
         <w:drawing>
           <wp:inline distT="0" distB="0" distL="0" distR="0" wp14:anchorId="2EB71ECF" wp14:editId="4225A438">
@@ -231,6 +259,9 @@
         </w:drawing>
       </w:r>
       <w:r>
+        <w:rPr>
+          <w:noProof/>
+        </w:rPr>
         <w:lastRenderedPageBreak/>
         <w:drawing>
           <wp:inline distT="0" distB="0" distL="0" distR="0" wp14:anchorId="08F94988" wp14:editId="5E869D07">
@@ -269,6 +300,9 @@
         </w:drawing>
       </w:r>
       <w:r>
+        <w:rPr>
+          <w:noProof/>
+        </w:rPr>
         <w:lastRenderedPageBreak/>
         <w:drawing>
           <wp:inline distT="0" distB="0" distL="0" distR="0" wp14:anchorId="6A3AAF30" wp14:editId="685FAC10">
@@ -307,6 +341,9 @@
         </w:drawing>
       </w:r>
       <w:r>
+        <w:rPr>
+          <w:noProof/>
+        </w:rPr>
         <w:lastRenderedPageBreak/>
         <w:drawing>
           <wp:inline distT="0" distB="0" distL="0" distR="0" wp14:anchorId="29F9AAB9" wp14:editId="6A17356D">
@@ -345,6 +382,9 @@
         </w:drawing>
       </w:r>
       <w:r>
+        <w:rPr>
+          <w:noProof/>
+        </w:rPr>
         <w:lastRenderedPageBreak/>
         <w:drawing>
           <wp:inline distT="0" distB="0" distL="0" distR="0" wp14:anchorId="02DD61E5" wp14:editId="02014664">
@@ -383,6 +423,9 @@
         </w:drawing>
       </w:r>
       <w:r>
+        <w:rPr>
+          <w:noProof/>
+        </w:rPr>
         <w:lastRenderedPageBreak/>
         <w:drawing>
           <wp:inline distT="0" distB="0" distL="0" distR="0" wp14:anchorId="49117D42" wp14:editId="3EFF1DF9">
@@ -421,6 +464,9 @@
         </w:drawing>
       </w:r>
       <w:r>
+        <w:rPr>
+          <w:noProof/>
+        </w:rPr>
         <w:lastRenderedPageBreak/>
         <w:drawing>
           <wp:inline distT="0" distB="0" distL="0" distR="0" wp14:anchorId="5784767B" wp14:editId="0FC2368F">
@@ -459,6 +505,9 @@
         </w:drawing>
       </w:r>
       <w:r>
+        <w:rPr>
+          <w:noProof/>
+        </w:rPr>
         <w:lastRenderedPageBreak/>
         <w:drawing>
           <wp:inline distT="0" distB="0" distL="0" distR="0" wp14:anchorId="4CDA9D4A" wp14:editId="79D0F692">
@@ -497,6 +546,9 @@
         </w:drawing>
       </w:r>
       <w:r>
+        <w:rPr>
+          <w:noProof/>
+        </w:rPr>
         <w:lastRenderedPageBreak/>
         <w:drawing>
           <wp:inline distT="0" distB="0" distL="0" distR="0" wp14:anchorId="2428270B" wp14:editId="336E842C">
@@ -535,6 +587,9 @@
         </w:drawing>
       </w:r>
       <w:r>
+        <w:rPr>
+          <w:noProof/>
+        </w:rPr>
         <w:lastRenderedPageBreak/>
         <w:drawing>
           <wp:inline distT="0" distB="0" distL="0" distR="0" wp14:anchorId="14A75771" wp14:editId="72D23CA0">
@@ -561,6 +616,120 @@
                     <a:xfrm>
                       <a:off x="0" y="0"/>
                       <a:ext cx="3210373" cy="5220429"/>
+                    </a:xfrm>
+                    <a:prstGeom prst="rect">
+                      <a:avLst/>
+                    </a:prstGeom>
+                  </pic:spPr>
+                </pic:pic>
+              </a:graphicData>
+            </a:graphic>
+          </wp:inline>
+        </w:drawing>
+      </w:r>
+      <w:r>
+        <w:lastRenderedPageBreak/>
+        <w:drawing>
+          <wp:inline distT="0" distB="0" distL="0" distR="0" wp14:anchorId="1925EB24" wp14:editId="5EBA7C93">
+            <wp:extent cx="3105583" cy="5296639"/>
+            <wp:effectExtent l="0" t="0" r="0" b="0"/>
+            <wp:docPr id="1875710633" name="图片 1"/>
+            <wp:cNvGraphicFramePr>
+              <a:graphicFrameLocks xmlns:a="http://schemas.openxmlformats.org/drawingml/2006/main" noChangeAspect="1"/>
+            </wp:cNvGraphicFramePr>
+            <a:graphic xmlns:a="http://schemas.openxmlformats.org/drawingml/2006/main">
+              <a:graphicData uri="http://schemas.openxmlformats.org/drawingml/2006/picture">
+                <pic:pic xmlns:pic="http://schemas.openxmlformats.org/drawingml/2006/picture">
+                  <pic:nvPicPr>
+                    <pic:cNvPr id="1875710633" name=""/>
+                    <pic:cNvPicPr/>
+                  </pic:nvPicPr>
+                  <pic:blipFill>
+                    <a:blip r:embed="rId19"/>
+                    <a:stretch>
+                      <a:fillRect/>
+                    </a:stretch>
+                  </pic:blipFill>
+                  <pic:spPr>
+                    <a:xfrm>
+                      <a:off x="0" y="0"/>
+                      <a:ext cx="3105583" cy="5296639"/>
+                    </a:xfrm>
+                    <a:prstGeom prst="rect">
+                      <a:avLst/>
+                    </a:prstGeom>
+                  </pic:spPr>
+                </pic:pic>
+              </a:graphicData>
+            </a:graphic>
+          </wp:inline>
+        </w:drawing>
+      </w:r>
+      <w:r>
+        <w:lastRenderedPageBreak/>
+        <w:drawing>
+          <wp:inline distT="0" distB="0" distL="0" distR="0" wp14:anchorId="78E11A34" wp14:editId="6EB7306D">
+            <wp:extent cx="3038899" cy="5277587"/>
+            <wp:effectExtent l="0" t="0" r="9525" b="0"/>
+            <wp:docPr id="1026896732" name="图片 1"/>
+            <wp:cNvGraphicFramePr>
+              <a:graphicFrameLocks xmlns:a="http://schemas.openxmlformats.org/drawingml/2006/main" noChangeAspect="1"/>
+            </wp:cNvGraphicFramePr>
+            <a:graphic xmlns:a="http://schemas.openxmlformats.org/drawingml/2006/main">
+              <a:graphicData uri="http://schemas.openxmlformats.org/drawingml/2006/picture">
+                <pic:pic xmlns:pic="http://schemas.openxmlformats.org/drawingml/2006/picture">
+                  <pic:nvPicPr>
+                    <pic:cNvPr id="1026896732" name=""/>
+                    <pic:cNvPicPr/>
+                  </pic:nvPicPr>
+                  <pic:blipFill>
+                    <a:blip r:embed="rId20"/>
+                    <a:stretch>
+                      <a:fillRect/>
+                    </a:stretch>
+                  </pic:blipFill>
+                  <pic:spPr>
+                    <a:xfrm>
+                      <a:off x="0" y="0"/>
+                      <a:ext cx="3038899" cy="5277587"/>
+                    </a:xfrm>
+                    <a:prstGeom prst="rect">
+                      <a:avLst/>
+                    </a:prstGeom>
+                  </pic:spPr>
+                </pic:pic>
+              </a:graphicData>
+            </a:graphic>
+          </wp:inline>
+        </w:drawing>
+      </w:r>
+      <w:r>
+        <w:lastRenderedPageBreak/>
+        <w:drawing>
+          <wp:inline distT="0" distB="0" distL="0" distR="0" wp14:anchorId="1CD11F73" wp14:editId="1DB0351A">
+            <wp:extent cx="3210373" cy="5277587"/>
+            <wp:effectExtent l="0" t="0" r="9525" b="0"/>
+            <wp:docPr id="917559596" name="图片 1"/>
+            <wp:cNvGraphicFramePr>
+              <a:graphicFrameLocks xmlns:a="http://schemas.openxmlformats.org/drawingml/2006/main" noChangeAspect="1"/>
+            </wp:cNvGraphicFramePr>
+            <a:graphic xmlns:a="http://schemas.openxmlformats.org/drawingml/2006/main">
+              <a:graphicData uri="http://schemas.openxmlformats.org/drawingml/2006/picture">
+                <pic:pic xmlns:pic="http://schemas.openxmlformats.org/drawingml/2006/picture">
+                  <pic:nvPicPr>
+                    <pic:cNvPr id="917559596" name=""/>
+                    <pic:cNvPicPr/>
+                  </pic:nvPicPr>
+                  <pic:blipFill>
+                    <a:blip r:embed="rId21"/>
+                    <a:stretch>
+                      <a:fillRect/>
+                    </a:stretch>
+                  </pic:blipFill>
+                  <pic:spPr>
+                    <a:xfrm>
+                      <a:off x="0" y="0"/>
+                      <a:ext cx="3210373" cy="5277587"/>
                     </a:xfrm>
                     <a:prstGeom prst="rect">
                       <a:avLst/>

--- a/Aegis安卓应用转换前后UI对比.docx
+++ b/Aegis安卓应用转换前后UI对比.docx
@@ -628,6 +628,9 @@
         </w:drawing>
       </w:r>
       <w:r>
+        <w:rPr>
+          <w:noProof/>
+        </w:rPr>
         <w:lastRenderedPageBreak/>
         <w:drawing>
           <wp:inline distT="0" distB="0" distL="0" distR="0" wp14:anchorId="1925EB24" wp14:editId="5EBA7C93">
@@ -666,6 +669,9 @@
         </w:drawing>
       </w:r>
       <w:r>
+        <w:rPr>
+          <w:noProof/>
+        </w:rPr>
         <w:lastRenderedPageBreak/>
         <w:drawing>
           <wp:inline distT="0" distB="0" distL="0" distR="0" wp14:anchorId="78E11A34" wp14:editId="6EB7306D">
@@ -704,6 +710,9 @@
         </w:drawing>
       </w:r>
       <w:r>
+        <w:rPr>
+          <w:noProof/>
+        </w:rPr>
         <w:lastRenderedPageBreak/>
         <w:drawing>
           <wp:inline distT="0" distB="0" distL="0" distR="0" wp14:anchorId="1CD11F73" wp14:editId="1DB0351A">
@@ -730,6 +739,44 @@
                     <a:xfrm>
                       <a:off x="0" y="0"/>
                       <a:ext cx="3210373" cy="5277587"/>
+                    </a:xfrm>
+                    <a:prstGeom prst="rect">
+                      <a:avLst/>
+                    </a:prstGeom>
+                  </pic:spPr>
+                </pic:pic>
+              </a:graphicData>
+            </a:graphic>
+          </wp:inline>
+        </w:drawing>
+      </w:r>
+      <w:r>
+        <w:lastRenderedPageBreak/>
+        <w:drawing>
+          <wp:inline distT="0" distB="0" distL="0" distR="0" wp14:anchorId="057BFDCF" wp14:editId="00C4B34A">
+            <wp:extent cx="3248478" cy="5620534"/>
+            <wp:effectExtent l="0" t="0" r="9525" b="0"/>
+            <wp:docPr id="435657648" name="图片 1"/>
+            <wp:cNvGraphicFramePr>
+              <a:graphicFrameLocks xmlns:a="http://schemas.openxmlformats.org/drawingml/2006/main" noChangeAspect="1"/>
+            </wp:cNvGraphicFramePr>
+            <a:graphic xmlns:a="http://schemas.openxmlformats.org/drawingml/2006/main">
+              <a:graphicData uri="http://schemas.openxmlformats.org/drawingml/2006/picture">
+                <pic:pic xmlns:pic="http://schemas.openxmlformats.org/drawingml/2006/picture">
+                  <pic:nvPicPr>
+                    <pic:cNvPr id="435657648" name=""/>
+                    <pic:cNvPicPr/>
+                  </pic:nvPicPr>
+                  <pic:blipFill>
+                    <a:blip r:embed="rId22"/>
+                    <a:stretch>
+                      <a:fillRect/>
+                    </a:stretch>
+                  </pic:blipFill>
+                  <pic:spPr>
+                    <a:xfrm>
+                      <a:off x="0" y="0"/>
+                      <a:ext cx="3248478" cy="5620534"/>
                     </a:xfrm>
                     <a:prstGeom prst="rect">
                       <a:avLst/>

--- a/Aegis安卓应用转换前后UI对比.docx
+++ b/Aegis安卓应用转换前后UI对比.docx
@@ -90,11 +90,6 @@
       </w:r>
     </w:p>
     <w:p>
-      <w:pPr>
-        <w:rPr>
-          <w:rFonts w:hint="eastAsia"/>
-        </w:rPr>
-      </w:pPr>
       <w:r>
         <w:rPr>
           <w:noProof/>
@@ -751,6 +746,9 @@
         </w:drawing>
       </w:r>
       <w:r>
+        <w:rPr>
+          <w:noProof/>
+        </w:rPr>
         <w:lastRenderedPageBreak/>
         <w:drawing>
           <wp:inline distT="0" distB="0" distL="0" distR="0" wp14:anchorId="057BFDCF" wp14:editId="00C4B34A">
@@ -777,6 +775,90 @@
                     <a:xfrm>
                       <a:off x="0" y="0"/>
                       <a:ext cx="3248478" cy="5620534"/>
+                    </a:xfrm>
+                    <a:prstGeom prst="rect">
+                      <a:avLst/>
+                    </a:prstGeom>
+                  </pic:spPr>
+                </pic:pic>
+              </a:graphicData>
+            </a:graphic>
+          </wp:inline>
+        </w:drawing>
+      </w:r>
+    </w:p>
+    <w:p/>
+    <w:p>
+      <w:pPr>
+        <w:rPr>
+          <w:rFonts w:hint="eastAsia"/>
+        </w:rPr>
+      </w:pPr>
+      <w:r>
+        <w:lastRenderedPageBreak/>
+        <w:drawing>
+          <wp:inline distT="0" distB="0" distL="0" distR="0" wp14:anchorId="0F0C8A7B" wp14:editId="6F295C49">
+            <wp:extent cx="3219899" cy="5601482"/>
+            <wp:effectExtent l="0" t="0" r="0" b="0"/>
+            <wp:docPr id="1937403344" name="图片 1"/>
+            <wp:cNvGraphicFramePr>
+              <a:graphicFrameLocks xmlns:a="http://schemas.openxmlformats.org/drawingml/2006/main" noChangeAspect="1"/>
+            </wp:cNvGraphicFramePr>
+            <a:graphic xmlns:a="http://schemas.openxmlformats.org/drawingml/2006/main">
+              <a:graphicData uri="http://schemas.openxmlformats.org/drawingml/2006/picture">
+                <pic:pic xmlns:pic="http://schemas.openxmlformats.org/drawingml/2006/picture">
+                  <pic:nvPicPr>
+                    <pic:cNvPr id="1937403344" name=""/>
+                    <pic:cNvPicPr/>
+                  </pic:nvPicPr>
+                  <pic:blipFill>
+                    <a:blip r:embed="rId23"/>
+                    <a:stretch>
+                      <a:fillRect/>
+                    </a:stretch>
+                  </pic:blipFill>
+                  <pic:spPr>
+                    <a:xfrm>
+                      <a:off x="0" y="0"/>
+                      <a:ext cx="3219899" cy="5601482"/>
+                    </a:xfrm>
+                    <a:prstGeom prst="rect">
+                      <a:avLst/>
+                    </a:prstGeom>
+                  </pic:spPr>
+                </pic:pic>
+              </a:graphicData>
+            </a:graphic>
+          </wp:inline>
+        </w:drawing>
+      </w:r>
+      <w:r>
+        <w:lastRenderedPageBreak/>
+        <w:drawing>
+          <wp:inline distT="0" distB="0" distL="0" distR="0" wp14:anchorId="0729440E" wp14:editId="552482F5">
+            <wp:extent cx="2743583" cy="5363323"/>
+            <wp:effectExtent l="0" t="0" r="0" b="0"/>
+            <wp:docPr id="58839568" name="图片 1"/>
+            <wp:cNvGraphicFramePr>
+              <a:graphicFrameLocks xmlns:a="http://schemas.openxmlformats.org/drawingml/2006/main" noChangeAspect="1"/>
+            </wp:cNvGraphicFramePr>
+            <a:graphic xmlns:a="http://schemas.openxmlformats.org/drawingml/2006/main">
+              <a:graphicData uri="http://schemas.openxmlformats.org/drawingml/2006/picture">
+                <pic:pic xmlns:pic="http://schemas.openxmlformats.org/drawingml/2006/picture">
+                  <pic:nvPicPr>
+                    <pic:cNvPr id="58839568" name=""/>
+                    <pic:cNvPicPr/>
+                  </pic:nvPicPr>
+                  <pic:blipFill>
+                    <a:blip r:embed="rId24"/>
+                    <a:stretch>
+                      <a:fillRect/>
+                    </a:stretch>
+                  </pic:blipFill>
+                  <pic:spPr>
+                    <a:xfrm>
+                      <a:off x="0" y="0"/>
+                      <a:ext cx="2743583" cy="5363323"/>
                     </a:xfrm>
                     <a:prstGeom prst="rect">
                       <a:avLst/>

--- a/Aegis安卓应用转换前后UI对比.docx
+++ b/Aegis安卓应用转换前后UI对比.docx
@@ -90,6 +90,11 @@
       </w:r>
     </w:p>
     <w:p>
+      <w:pPr>
+        <w:rPr>
+          <w:rFonts w:hint="eastAsia"/>
+        </w:rPr>
+      </w:pPr>
       <w:r>
         <w:rPr>
           <w:noProof/>
@@ -787,14 +792,18 @@
         </w:drawing>
       </w:r>
     </w:p>
-    <w:p/>
     <w:p>
       <w:pPr>
         <w:rPr>
           <w:rFonts w:hint="eastAsia"/>
         </w:rPr>
       </w:pPr>
+    </w:p>
+    <w:p>
       <w:r>
+        <w:rPr>
+          <w:noProof/>
+        </w:rPr>
         <w:lastRenderedPageBreak/>
         <w:drawing>
           <wp:inline distT="0" distB="0" distL="0" distR="0" wp14:anchorId="0F0C8A7B" wp14:editId="6F295C49">
@@ -833,6 +842,9 @@
         </w:drawing>
       </w:r>
       <w:r>
+        <w:rPr>
+          <w:noProof/>
+        </w:rPr>
         <w:lastRenderedPageBreak/>
         <w:drawing>
           <wp:inline distT="0" distB="0" distL="0" distR="0" wp14:anchorId="0729440E" wp14:editId="552482F5">
@@ -859,6 +871,52 @@
                     <a:xfrm>
                       <a:off x="0" y="0"/>
                       <a:ext cx="2743583" cy="5363323"/>
+                    </a:xfrm>
+                    <a:prstGeom prst="rect">
+                      <a:avLst/>
+                    </a:prstGeom>
+                  </pic:spPr>
+                </pic:pic>
+              </a:graphicData>
+            </a:graphic>
+          </wp:inline>
+        </w:drawing>
+      </w:r>
+    </w:p>
+    <w:p/>
+    <w:p>
+      <w:pPr>
+        <w:rPr>
+          <w:rFonts w:hint="eastAsia"/>
+        </w:rPr>
+      </w:pPr>
+      <w:r>
+        <w:lastRenderedPageBreak/>
+        <w:drawing>
+          <wp:inline distT="0" distB="0" distL="0" distR="0" wp14:anchorId="66056310" wp14:editId="77B63872">
+            <wp:extent cx="3219899" cy="5544324"/>
+            <wp:effectExtent l="0" t="0" r="0" b="0"/>
+            <wp:docPr id="1097992615" name="图片 1"/>
+            <wp:cNvGraphicFramePr>
+              <a:graphicFrameLocks xmlns:a="http://schemas.openxmlformats.org/drawingml/2006/main" noChangeAspect="1"/>
+            </wp:cNvGraphicFramePr>
+            <a:graphic xmlns:a="http://schemas.openxmlformats.org/drawingml/2006/main">
+              <a:graphicData uri="http://schemas.openxmlformats.org/drawingml/2006/picture">
+                <pic:pic xmlns:pic="http://schemas.openxmlformats.org/drawingml/2006/picture">
+                  <pic:nvPicPr>
+                    <pic:cNvPr id="1097992615" name=""/>
+                    <pic:cNvPicPr/>
+                  </pic:nvPicPr>
+                  <pic:blipFill>
+                    <a:blip r:embed="rId25"/>
+                    <a:stretch>
+                      <a:fillRect/>
+                    </a:stretch>
+                  </pic:blipFill>
+                  <pic:spPr>
+                    <a:xfrm>
+                      <a:off x="0" y="0"/>
+                      <a:ext cx="3219899" cy="5544324"/>
                     </a:xfrm>
                     <a:prstGeom prst="rect">
                       <a:avLst/>
